--- a/final_year_report/AgentFlow_Web3_Project_Report.docx
+++ b/final_year_report/AgentFlow_Web3_Project_Report.docx
@@ -1139,7 +1139,7 @@
         <w:rPr>
           <w:noProof/>
         </w:rPr>
-        <w:t>13</w:t>
+        <w:t>12</w:t>
       </w:r>
     </w:p>
     <w:p>
@@ -1161,7 +1161,7 @@
         <w:rPr>
           <w:noProof/>
         </w:rPr>
-        <w:t>15</w:t>
+        <w:t>13</w:t>
       </w:r>
     </w:p>
     <w:p>
@@ -1183,7 +1183,7 @@
         <w:rPr>
           <w:noProof/>
         </w:rPr>
-        <w:t>17</w:t>
+        <w:t>14</w:t>
       </w:r>
     </w:p>
     <w:p>
@@ -1205,7 +1205,7 @@
         <w:rPr>
           <w:noProof/>
         </w:rPr>
-        <w:t>17</w:t>
+        <w:t>14</w:t>
       </w:r>
     </w:p>
     <w:p>
@@ -1227,7 +1227,7 @@
         <w:rPr>
           <w:noProof/>
         </w:rPr>
-        <w:t>19</w:t>
+        <w:t>15</w:t>
       </w:r>
     </w:p>
     <w:p>
@@ -1249,7 +1249,7 @@
         <w:rPr>
           <w:noProof/>
         </w:rPr>
-        <w:t>19</w:t>
+        <w:t>15</w:t>
       </w:r>
     </w:p>
     <w:p>
@@ -1272,7 +1272,7 @@
         <w:rPr>
           <w:noProof/>
         </w:rPr>
-        <w:t>19</w:t>
+        <w:t>15</w:t>
       </w:r>
     </w:p>
     <w:p>
@@ -1294,7 +1294,7 @@
         <w:rPr>
           <w:noProof/>
         </w:rPr>
-        <w:t>21</w:t>
+        <w:t>16</w:t>
       </w:r>
     </w:p>
     <w:p>
@@ -1316,7 +1316,7 @@
         <w:rPr>
           <w:noProof/>
         </w:rPr>
-        <w:t>21</w:t>
+        <w:t>16</w:t>
       </w:r>
     </w:p>
     <w:p>
@@ -1338,7 +1338,7 @@
         <w:rPr>
           <w:noProof/>
         </w:rPr>
-        <w:t>23</w:t>
+        <w:t>17</w:t>
       </w:r>
     </w:p>
     <w:p>
@@ -1360,7 +1360,7 @@
         <w:rPr>
           <w:noProof/>
         </w:rPr>
-        <w:t>23</w:t>
+        <w:t>17</w:t>
       </w:r>
     </w:p>
     <w:p>
@@ -1389,7 +1389,7 @@
         <w:rPr>
           <w:noProof/>
         </w:rPr>
-        <w:t>31</w:t>
+        <w:t>20</w:t>
       </w:r>
     </w:p>
     <w:p>
@@ -1411,7 +1411,7 @@
         <w:rPr>
           <w:noProof/>
         </w:rPr>
-        <w:t>31</w:t>
+        <w:t>20</w:t>
       </w:r>
     </w:p>
     <w:p>
@@ -1433,7 +1433,7 @@
         <w:rPr>
           <w:noProof/>
         </w:rPr>
-        <w:t>32</w:t>
+        <w:t>21</w:t>
       </w:r>
     </w:p>
     <w:p>
@@ -1455,7 +1455,7 @@
         <w:rPr>
           <w:noProof/>
         </w:rPr>
-        <w:t>32</w:t>
+        <w:t>21</w:t>
       </w:r>
     </w:p>
     <w:p>
@@ -1477,7 +1477,7 @@
         <w:rPr>
           <w:noProof/>
         </w:rPr>
-        <w:t>33</w:t>
+        <w:t>22</w:t>
       </w:r>
     </w:p>
     <w:p>
@@ -1499,7 +1499,7 @@
         <w:rPr>
           <w:noProof/>
         </w:rPr>
-        <w:t>34</w:t>
+        <w:t>23</w:t>
       </w:r>
     </w:p>
     <w:p>
@@ -1521,7 +1521,7 @@
         <w:rPr>
           <w:noProof/>
         </w:rPr>
-        <w:t>35</w:t>
+        <w:t>24</w:t>
       </w:r>
     </w:p>
     <w:p>
@@ -1550,7 +1550,7 @@
         <w:rPr>
           <w:noProof/>
         </w:rPr>
-        <w:t>38</w:t>
+        <w:t>27</w:t>
       </w:r>
     </w:p>
     <w:p>
@@ -1572,7 +1572,7 @@
         <w:rPr>
           <w:noProof/>
         </w:rPr>
-        <w:t>38</w:t>
+        <w:t>27</w:t>
       </w:r>
     </w:p>
     <w:p>
@@ -1594,7 +1594,7 @@
         <w:rPr>
           <w:noProof/>
         </w:rPr>
-        <w:t>38</w:t>
+        <w:t>27</w:t>
       </w:r>
     </w:p>
     <w:p>
@@ -1616,7 +1616,7 @@
         <w:rPr>
           <w:noProof/>
         </w:rPr>
-        <w:t>39</w:t>
+        <w:t>28</w:t>
       </w:r>
     </w:p>
     <w:p>
@@ -1638,7 +1638,7 @@
         <w:rPr>
           <w:noProof/>
         </w:rPr>
-        <w:t>41</w:t>
+        <w:t>30</w:t>
       </w:r>
     </w:p>
     <w:p>
@@ -1660,7 +1660,7 @@
         <w:rPr>
           <w:noProof/>
         </w:rPr>
-        <w:t>42</w:t>
+        <w:t>31</w:t>
       </w:r>
     </w:p>
     <w:p>
@@ -1682,7 +1682,7 @@
         <w:rPr>
           <w:noProof/>
         </w:rPr>
-        <w:t>43</w:t>
+        <w:t>32</w:t>
       </w:r>
     </w:p>
     <w:p>
@@ -1711,7 +1711,7 @@
         <w:rPr>
           <w:noProof/>
         </w:rPr>
-        <w:t>45</w:t>
+        <w:t>34</w:t>
       </w:r>
     </w:p>
     <w:p>
@@ -1733,7 +1733,7 @@
         <w:rPr>
           <w:noProof/>
         </w:rPr>
-        <w:t>45</w:t>
+        <w:t>34</w:t>
       </w:r>
     </w:p>
     <w:p>
@@ -1755,7 +1755,7 @@
         <w:rPr>
           <w:noProof/>
         </w:rPr>
-        <w:t>46</w:t>
+        <w:t>35</w:t>
       </w:r>
     </w:p>
     <w:p>
@@ -1777,7 +1777,7 @@
         <w:rPr>
           <w:noProof/>
         </w:rPr>
-        <w:t>48</w:t>
+        <w:t>35</w:t>
       </w:r>
     </w:p>
     <w:p>
@@ -1799,7 +1799,7 @@
         <w:rPr>
           <w:noProof/>
         </w:rPr>
-        <w:t>48</w:t>
+        <w:t>36</w:t>
       </w:r>
     </w:p>
     <w:p>
@@ -1828,7 +1828,7 @@
         <w:rPr>
           <w:noProof/>
         </w:rPr>
-        <w:t>51</w:t>
+        <w:t>38</w:t>
       </w:r>
     </w:p>
     <w:p>
@@ -1850,7 +1850,7 @@
         <w:rPr>
           <w:noProof/>
         </w:rPr>
-        <w:t>51</w:t>
+        <w:t>38</w:t>
       </w:r>
     </w:p>
     <w:p>
@@ -1872,7 +1872,7 @@
         <w:rPr>
           <w:noProof/>
         </w:rPr>
-        <w:t>51</w:t>
+        <w:t>38</w:t>
       </w:r>
     </w:p>
     <w:p>
@@ -1901,7 +1901,7 @@
         <w:rPr>
           <w:noProof/>
         </w:rPr>
-        <w:t>54</w:t>
+        <w:t>41</w:t>
       </w:r>
     </w:p>
     <w:p>
@@ -1925,7 +1925,7 @@
         <w:rPr>
           <w:noProof/>
         </w:rPr>
-        <w:t>66</w:t>
+        <w:t>46</w:t>
       </w:r>
     </w:p>
     <w:p>
@@ -2064,7 +2064,7 @@
                 <w:noProof/>
                 <w:sz w:val="22"/>
               </w:rPr>
-              <w:t>35</w:t>
+              <w:t>24</w:t>
             </w:r>
           </w:p>
         </w:tc>
@@ -2115,7 +2115,7 @@
                 <w:noProof/>
                 <w:sz w:val="22"/>
               </w:rPr>
-              <w:t>39</w:t>
+              <w:t>28</w:t>
             </w:r>
           </w:p>
         </w:tc>
@@ -2166,7 +2166,7 @@
                 <w:noProof/>
                 <w:sz w:val="22"/>
               </w:rPr>
-              <w:t>42</w:t>
+              <w:t>31</w:t>
             </w:r>
           </w:p>
         </w:tc>
@@ -2217,7 +2217,7 @@
                 <w:noProof/>
                 <w:sz w:val="22"/>
               </w:rPr>
-              <w:t>42</w:t>
+              <w:t>31</w:t>
             </w:r>
           </w:p>
         </w:tc>
@@ -2268,7 +2268,7 @@
                 <w:noProof/>
                 <w:sz w:val="22"/>
               </w:rPr>
-              <w:t>42</w:t>
+              <w:t>31</w:t>
             </w:r>
           </w:p>
         </w:tc>
@@ -2319,7 +2319,7 @@
                 <w:noProof/>
                 <w:sz w:val="22"/>
               </w:rPr>
-              <w:t>46</w:t>
+              <w:t>35</w:t>
             </w:r>
           </w:p>
         </w:tc>
@@ -2370,7 +2370,7 @@
                 <w:noProof/>
                 <w:sz w:val="22"/>
               </w:rPr>
-              <w:t>48</w:t>
+              <w:t>36</w:t>
             </w:r>
           </w:p>
         </w:tc>
@@ -2563,7 +2563,7 @@
                 <w:noProof/>
                 <w:sz w:val="22"/>
               </w:rPr>
-              <w:t>14</w:t>
+              <w:t>13</w:t>
             </w:r>
           </w:p>
         </w:tc>
@@ -2614,7 +2614,7 @@
                 <w:noProof/>
                 <w:sz w:val="22"/>
               </w:rPr>
-              <w:t>16</w:t>
+              <w:t>14</w:t>
             </w:r>
           </w:p>
         </w:tc>
@@ -2665,7 +2665,7 @@
                 <w:noProof/>
                 <w:sz w:val="22"/>
               </w:rPr>
-              <w:t>18</w:t>
+              <w:t>14</w:t>
             </w:r>
           </w:p>
         </w:tc>
@@ -2716,7 +2716,7 @@
                 <w:noProof/>
                 <w:sz w:val="22"/>
               </w:rPr>
-              <w:t>22</w:t>
+              <w:t>16</w:t>
             </w:r>
           </w:p>
         </w:tc>
@@ -2767,7 +2767,7 @@
                 <w:noProof/>
                 <w:sz w:val="22"/>
               </w:rPr>
-              <w:t>20</w:t>
+              <w:t>15</w:t>
             </w:r>
           </w:p>
         </w:tc>
@@ -2818,7 +2818,7 @@
                 <w:noProof/>
                 <w:sz w:val="22"/>
               </w:rPr>
-              <w:t>28</w:t>
+              <w:t>18</w:t>
             </w:r>
           </w:p>
         </w:tc>
@@ -2869,7 +2869,7 @@
                 <w:noProof/>
                 <w:sz w:val="22"/>
               </w:rPr>
-              <w:t>24</w:t>
+              <w:t>17</w:t>
             </w:r>
           </w:p>
         </w:tc>
@@ -2920,7 +2920,7 @@
                 <w:noProof/>
                 <w:sz w:val="22"/>
               </w:rPr>
-              <w:t>26</w:t>
+              <w:t>18</w:t>
             </w:r>
           </w:p>
         </w:tc>
@@ -2971,7 +2971,7 @@
                 <w:noProof/>
                 <w:sz w:val="22"/>
               </w:rPr>
-              <w:t>47</w:t>
+              <w:t>35</w:t>
             </w:r>
           </w:p>
         </w:tc>
@@ -3022,7 +3022,7 @@
                 <w:noProof/>
                 <w:sz w:val="22"/>
               </w:rPr>
-              <w:t>55</w:t>
+              <w:t>41</w:t>
             </w:r>
           </w:p>
         </w:tc>
@@ -3073,7 +3073,7 @@
                 <w:noProof/>
                 <w:sz w:val="22"/>
               </w:rPr>
-              <w:t>57</w:t>
+              <w:t>42</w:t>
             </w:r>
           </w:p>
         </w:tc>
@@ -3124,7 +3124,7 @@
                 <w:noProof/>
                 <w:sz w:val="22"/>
               </w:rPr>
-              <w:t>59</w:t>
+              <w:t>42</w:t>
             </w:r>
           </w:p>
         </w:tc>
@@ -3175,7 +3175,7 @@
                 <w:noProof/>
                 <w:sz w:val="22"/>
               </w:rPr>
-              <w:t>61</w:t>
+              <w:t>43</w:t>
             </w:r>
           </w:p>
         </w:tc>
@@ -3226,7 +3226,7 @@
                 <w:noProof/>
                 <w:sz w:val="22"/>
               </w:rPr>
-              <w:t>63</w:t>
+              <w:t>44</w:t>
             </w:r>
           </w:p>
         </w:tc>
@@ -4625,18 +4625,6 @@
     </w:p>
     <w:p>
       <w:pPr>
-        <w:sectPr>
-          <w:headerReference w:type="default" r:id="rId10"/>
-          <w:pgSz w:w="11909" w:h="16834"/>
-          <w:pgMar w:top="1440" w:right="1440" w:bottom="1440" w:left="1800" w:header="720" w:footer="720" w:gutter="0"/>
-          <w:pgNumType w:start="1"/>
-          <w:cols w:space="720"/>
-          <w:docGrid w:linePitch="360"/>
-        </w:sectPr>
-      </w:pPr>
-    </w:p>
-    <w:p>
-      <w:pPr>
         <w:keepNext/>
         <w:spacing w:before="160" w:after="40"/>
         <w:jc w:val="center"/>
@@ -4647,8 +4635,8 @@
         </w:rPr>
         <w:lastRenderedPageBreak/>
         <w:drawing>
-          <wp:inline distT="0" distB="0" distL="0" distR="0" wp14:anchorId="23E68C53" wp14:editId="5EA21534">
-            <wp:extent cx="7397496" cy="5575186"/>
+          <wp:inline distT="0" distB="0" distL="0" distR="0" wp14:anchorId="0C608F80" wp14:editId="6F6DD63F">
+            <wp:extent cx="5486400" cy="4134872"/>
             <wp:effectExtent l="0" t="0" r="0" b="0"/>
             <wp:docPr id="1" name="Picture 1"/>
             <wp:cNvGraphicFramePr>
@@ -4662,7 +4650,7 @@
                     <pic:cNvPicPr/>
                   </pic:nvPicPr>
                   <pic:blipFill>
-                    <a:blip r:embed="rId11"/>
+                    <a:blip r:embed="rId10"/>
                     <a:stretch>
                       <a:fillRect/>
                     </a:stretch>
@@ -4670,7 +4658,7 @@
                   <pic:spPr>
                     <a:xfrm>
                       <a:off x="0" y="0"/>
-                      <a:ext cx="7397496" cy="5575186"/>
+                      <a:ext cx="5486400" cy="4134872"/>
                     </a:xfrm>
                     <a:prstGeom prst="rect">
                       <a:avLst/>
@@ -4700,55 +4688,36 @@
     </w:p>
     <w:p>
       <w:pPr>
-        <w:sectPr>
-          <w:pgSz w:w="16834" w:h="11909" w:orient="landscape"/>
-          <w:pgMar w:top="792" w:right="1008" w:bottom="792" w:left="1008" w:header="720" w:footer="720" w:gutter="0"/>
-          <w:cols w:space="720"/>
-          <w:vAlign w:val="center"/>
-          <w:docGrid w:linePitch="360"/>
-        </w:sectPr>
-      </w:pPr>
-    </w:p>
-    <w:p>
-      <w:pPr>
         <w:ind w:firstLine="576"/>
       </w:pPr>
       <w:r>
+        <w:t>The visual authoring layer is implemented with React and the React Flow node-graph library for the canvas and the GrapesJS studio for the interface builder. The orchestration layer is a TypeScript execution engine. The capabilities layer wraps the viem Ethereum client and a vendor-neutral large language model interface. The composition and hosting layer serves stored pages and re-applies their workflow bindings. The state layer is a PostgreSQL database accessed through the Prisma ORM.</w:t>
+      </w:r>
+    </w:p>
+    <w:p>
+      <w:pPr>
+        <w:pStyle w:val="Heading3"/>
+      </w:pPr>
+      <w:bookmarkStart w:id="32" w:name="h_3_1_2_use_case_diagram"/>
+      <w:r>
+        <w:t>3.1.2 Use Case Diagram</w:t>
+      </w:r>
+      <w:bookmarkEnd w:id="32"/>
+    </w:p>
+    <w:p>
+      <w:pPr>
+        <w:ind w:firstLine="576"/>
+      </w:pPr>
+      <w:r>
+        <w:t>The use-case diagram in Fig 3.2 captures the interactions between the system and its two principal actors: the Builder, who composes workflows and pages, and the End User, who opens a hosted dApp and runs its bound workflow. The Builder registers and logs in, composes a workflow on the canvas, configures and tests blocks, builds an interface page, binds it to a workflow, publishes the dApp, uses the assistant, and may save a workflow as a reusable template. Adding an on-chain block or an AI agent block exte</w:t>
+      </w:r>
+      <w:r>
+        <w:t xml:space="preserve">nds the compose-workflow use case, while binding the user interface to a workflow is </w:t>
+      </w:r>
+      <w:r>
         <w:lastRenderedPageBreak/>
-        <w:t>The visual authoring layer is implemented with React and the React Flow node-graph library for the canvas and the GrapesJS studio for the interface builder. The orchestration layer is a TypeScript execution engine. The capabilities layer wraps the viem Ethereum client and a vendor-neutral large language model interface. The composition and hosting layer serves stored pages and re-applies their workflow bindings. The state layer is a PostgreSQL database accessed through the Prisma ORM.</w:t>
-      </w:r>
-    </w:p>
-    <w:p>
-      <w:pPr>
-        <w:pStyle w:val="Heading3"/>
-      </w:pPr>
-      <w:bookmarkStart w:id="32" w:name="h_3_1_2_use_case_diagram"/>
-      <w:r>
-        <w:t>3.1.2 Use Case Diagram</w:t>
-      </w:r>
-      <w:bookmarkEnd w:id="32"/>
-    </w:p>
-    <w:p>
-      <w:pPr>
-        <w:ind w:firstLine="576"/>
-      </w:pPr>
-      <w:r>
-        <w:t>The use-case diagram in Fig 3.2 captures the interactions between the system and its two principal actors: the Builder, who composes workflows and pages, and the End User, who opens a hosted dApp and runs its bound workflow. The Builder registers and logs in, composes a workflow on the canvas, configures and tests blocks, builds an interface page, binds it to a workflow, publishes the dApp, uses the assistant, and may save a workflow as a reusable template. Adding an on-chain block or an AI agent block exte</w:t>
-      </w:r>
-      <w:r>
-        <w:t>nds the compose-workflow use case, while binding the user interface to a workflow is included by the build-interface-page use case. The End User opens the hosted dApp, submits input, runs the bound workflow, and views the on-chain result.</w:t>
-      </w:r>
-    </w:p>
-    <w:p>
-      <w:pPr>
-        <w:sectPr>
-          <w:pgSz w:w="11909" w:h="16834"/>
-          <w:pgMar w:top="1440" w:right="1440" w:bottom="1440" w:left="1800" w:header="720" w:footer="720" w:gutter="0"/>
-          <w:cols w:space="720"/>
-          <w:vAlign w:val="center"/>
-          <w:docGrid w:linePitch="360"/>
-        </w:sectPr>
-      </w:pPr>
+        <w:t>included by the build-interface-page use case. The End User opens the hosted dApp, submits input, runs the bound workflow, and views the on-chain result.</w:t>
+      </w:r>
     </w:p>
     <w:p>
       <w:pPr>
@@ -4760,10 +4729,9 @@
         <w:rPr>
           <w:noProof/>
         </w:rPr>
-        <w:lastRenderedPageBreak/>
         <w:drawing>
-          <wp:inline distT="0" distB="0" distL="0" distR="0" wp14:anchorId="0B1441E9" wp14:editId="23314F34">
-            <wp:extent cx="9326880" cy="5524383"/>
+          <wp:inline distT="0" distB="0" distL="0" distR="0" wp14:anchorId="63C12A4B" wp14:editId="04805F62">
+            <wp:extent cx="5486400" cy="3249637"/>
             <wp:effectExtent l="0" t="0" r="0" b="0"/>
             <wp:docPr id="2" name="Picture 2"/>
             <wp:cNvGraphicFramePr>
@@ -4777,7 +4745,7 @@
                     <pic:cNvPicPr/>
                   </pic:nvPicPr>
                   <pic:blipFill>
-                    <a:blip r:embed="rId12"/>
+                    <a:blip r:embed="rId11"/>
                     <a:stretch>
                       <a:fillRect/>
                     </a:stretch>
@@ -4785,7 +4753,7 @@
                   <pic:spPr>
                     <a:xfrm>
                       <a:off x="0" y="0"/>
-                      <a:ext cx="9326880" cy="5524383"/>
+                      <a:ext cx="5486400" cy="3249637"/>
                     </a:xfrm>
                     <a:prstGeom prst="rect">
                       <a:avLst/>
@@ -4815,22 +4783,10 @@
     </w:p>
     <w:p>
       <w:pPr>
-        <w:sectPr>
-          <w:pgSz w:w="16834" w:h="11909" w:orient="landscape"/>
-          <w:pgMar w:top="792" w:right="1008" w:bottom="792" w:left="1008" w:header="720" w:footer="720" w:gutter="0"/>
-          <w:cols w:space="720"/>
-          <w:vAlign w:val="center"/>
-          <w:docGrid w:linePitch="360"/>
-        </w:sectPr>
-      </w:pPr>
-    </w:p>
-    <w:p>
-      <w:pPr>
         <w:pStyle w:val="Heading3"/>
       </w:pPr>
       <w:bookmarkStart w:id="34" w:name="h_3_1_3_sequence_diagram"/>
       <w:r>
-        <w:lastRenderedPageBreak/>
         <w:t>3.1.3 Sequence Diagram</w:t>
       </w:r>
       <w:bookmarkEnd w:id="34"/>
@@ -4845,17 +4801,6 @@
       <w:r>
         <w:t>order — the wallet block produces an account and signer, the send block submits a transaction through the viem client, and the transaction-status block reads back the receipt. Finally the engine persists the execution states and returns a result that the embedded runner renders in place.</w:t>
       </w:r>
-    </w:p>
-    <w:p>
-      <w:pPr>
-        <w:sectPr>
-          <w:pgSz w:w="11909" w:h="16834"/>
-          <w:pgMar w:top="1440" w:right="1440" w:bottom="1440" w:left="1800" w:header="720" w:footer="720" w:gutter="0"/>
-          <w:cols w:space="720"/>
-          <w:vAlign w:val="center"/>
-          <w:docGrid w:linePitch="360"/>
-        </w:sectPr>
-      </w:pPr>
     </w:p>
     <w:p>
       <w:pPr>
@@ -4869,8 +4814,8 @@
         </w:rPr>
         <w:lastRenderedPageBreak/>
         <w:drawing>
-          <wp:inline distT="0" distB="0" distL="0" distR="0" wp14:anchorId="35B84346" wp14:editId="78F9B5E9">
-            <wp:extent cx="9326880" cy="5351853"/>
+          <wp:inline distT="0" distB="0" distL="0" distR="0" wp14:anchorId="4BD7E7CD" wp14:editId="34E47BF7">
+            <wp:extent cx="5486400" cy="3148149"/>
             <wp:effectExtent l="0" t="0" r="0" b="0"/>
             <wp:docPr id="3" name="Picture 3"/>
             <wp:cNvGraphicFramePr>
@@ -4884,7 +4829,7 @@
                     <pic:cNvPicPr/>
                   </pic:nvPicPr>
                   <pic:blipFill>
-                    <a:blip r:embed="rId13"/>
+                    <a:blip r:embed="rId12"/>
                     <a:stretch>
                       <a:fillRect/>
                     </a:stretch>
@@ -4892,7 +4837,7 @@
                   <pic:spPr>
                     <a:xfrm>
                       <a:off x="0" y="0"/>
-                      <a:ext cx="9326880" cy="5351853"/>
+                      <a:ext cx="5486400" cy="3148149"/>
                     </a:xfrm>
                     <a:prstGeom prst="rect">
                       <a:avLst/>
@@ -4922,22 +4867,10 @@
     </w:p>
     <w:p>
       <w:pPr>
-        <w:sectPr>
-          <w:pgSz w:w="16834" w:h="11909" w:orient="landscape"/>
-          <w:pgMar w:top="792" w:right="1008" w:bottom="792" w:left="1008" w:header="720" w:footer="720" w:gutter="0"/>
-          <w:cols w:space="720"/>
-          <w:vAlign w:val="center"/>
-          <w:docGrid w:linePitch="360"/>
-        </w:sectPr>
-      </w:pPr>
-    </w:p>
-    <w:p>
-      <w:pPr>
         <w:pStyle w:val="Heading2"/>
       </w:pPr>
       <w:bookmarkStart w:id="36" w:name="h_3_2_decomposition_description"/>
       <w:r>
-        <w:lastRenderedPageBreak/>
         <w:t>3.2 DECOMPOSITION DESCRIPTION</w:t>
       </w:r>
       <w:bookmarkEnd w:id="36"/>
@@ -4970,17 +4903,6 @@
       <w:r>
         <w:t>ycle or an unreachable block is rejected before execution.</w:t>
       </w:r>
-    </w:p>
-    <w:p>
-      <w:pPr>
-        <w:sectPr>
-          <w:pgSz w:w="11909" w:h="16834"/>
-          <w:pgMar w:top="1440" w:right="1440" w:bottom="1440" w:left="1800" w:header="720" w:footer="720" w:gutter="0"/>
-          <w:cols w:space="720"/>
-          <w:vAlign w:val="center"/>
-          <w:docGrid w:linePitch="360"/>
-        </w:sectPr>
-      </w:pPr>
     </w:p>
     <w:p>
       <w:pPr>
@@ -4992,10 +4914,9 @@
         <w:rPr>
           <w:noProof/>
         </w:rPr>
-        <w:lastRenderedPageBreak/>
         <w:drawing>
-          <wp:inline distT="0" distB="0" distL="0" distR="0" wp14:anchorId="1EC4918D" wp14:editId="761082E5">
-            <wp:extent cx="9326880" cy="2525082"/>
+          <wp:inline distT="0" distB="0" distL="0" distR="0" wp14:anchorId="3C747A10" wp14:editId="5B7B8EA7">
+            <wp:extent cx="5486400" cy="1485342"/>
             <wp:effectExtent l="0" t="0" r="0" b="0"/>
             <wp:docPr id="4" name="Picture 4"/>
             <wp:cNvGraphicFramePr>
@@ -5009,7 +4930,7 @@
                     <pic:cNvPicPr/>
                   </pic:nvPicPr>
                   <pic:blipFill>
-                    <a:blip r:embed="rId14"/>
+                    <a:blip r:embed="rId13"/>
                     <a:stretch>
                       <a:fillRect/>
                     </a:stretch>
@@ -5017,7 +4938,7 @@
                   <pic:spPr>
                     <a:xfrm>
                       <a:off x="0" y="0"/>
-                      <a:ext cx="9326880" cy="2525082"/>
+                      <a:ext cx="5486400" cy="1485342"/>
                     </a:xfrm>
                     <a:prstGeom prst="rect">
                       <a:avLst/>
@@ -5047,17 +4968,6 @@
     </w:p>
     <w:p>
       <w:pPr>
-        <w:sectPr>
-          <w:pgSz w:w="16834" w:h="11909" w:orient="landscape"/>
-          <w:pgMar w:top="792" w:right="1008" w:bottom="792" w:left="1008" w:header="720" w:footer="720" w:gutter="0"/>
-          <w:cols w:space="720"/>
-          <w:vAlign w:val="center"/>
-          <w:docGrid w:linePitch="360"/>
-        </w:sectPr>
-      </w:pPr>
-    </w:p>
-    <w:p>
-      <w:pPr>
         <w:pStyle w:val="Heading3"/>
       </w:pPr>
       <w:bookmarkStart w:id="39" w:name="h_3_2_2_on_chain_primitive_engine"/>
@@ -5110,17 +5020,6 @@
       <w:r>
         <w:t>This engine, shown in Fig 3.6, binds a page action element to a workflow at build time and serves the page at a public link at run time. The workflow identifier is kept with the page and re-injected on every serve, so the application stays wired to its logic even after the editor rewrites the markup. At run time an embedded script gathers input, calls the trigger endpoint, and renders the result in place.</w:t>
       </w:r>
-    </w:p>
-    <w:p>
-      <w:pPr>
-        <w:sectPr>
-          <w:pgSz w:w="11909" w:h="16834"/>
-          <w:pgMar w:top="1440" w:right="1440" w:bottom="1440" w:left="1800" w:header="720" w:footer="720" w:gutter="0"/>
-          <w:cols w:space="720"/>
-          <w:vAlign w:val="center"/>
-          <w:docGrid w:linePitch="360"/>
-        </w:sectPr>
-      </w:pPr>
     </w:p>
     <w:p>
       <w:pPr>
@@ -5132,10 +5031,9 @@
         <w:rPr>
           <w:noProof/>
         </w:rPr>
-        <w:lastRenderedPageBreak/>
         <w:drawing>
-          <wp:inline distT="0" distB="0" distL="0" distR="0" wp14:anchorId="727A7FA1" wp14:editId="607F27D1">
-            <wp:extent cx="9326880" cy="4240621"/>
+          <wp:inline distT="0" distB="0" distL="0" distR="0" wp14:anchorId="2E1C8A84" wp14:editId="17FAA85F">
+            <wp:extent cx="5486400" cy="2494483"/>
             <wp:effectExtent l="0" t="0" r="0" b="0"/>
             <wp:docPr id="5" name="Picture 5"/>
             <wp:cNvGraphicFramePr>
@@ -5149,7 +5047,7 @@
                     <pic:cNvPicPr/>
                   </pic:nvPicPr>
                   <pic:blipFill>
-                    <a:blip r:embed="rId15"/>
+                    <a:blip r:embed="rId14"/>
                     <a:stretch>
                       <a:fillRect/>
                     </a:stretch>
@@ -5157,7 +5055,7 @@
                   <pic:spPr>
                     <a:xfrm>
                       <a:off x="0" y="0"/>
-                      <a:ext cx="9326880" cy="4240621"/>
+                      <a:ext cx="5486400" cy="2494483"/>
                     </a:xfrm>
                     <a:prstGeom prst="rect">
                       <a:avLst/>
@@ -5187,17 +5085,6 @@
     </w:p>
     <w:p>
       <w:pPr>
-        <w:sectPr>
-          <w:pgSz w:w="16834" w:h="11909" w:orient="landscape"/>
-          <w:pgMar w:top="792" w:right="1008" w:bottom="792" w:left="1008" w:header="720" w:footer="720" w:gutter="0"/>
-          <w:cols w:space="720"/>
-          <w:vAlign w:val="center"/>
-          <w:docGrid w:linePitch="360"/>
-        </w:sectPr>
-      </w:pPr>
-    </w:p>
-    <w:p>
-      <w:pPr>
         <w:pStyle w:val="Heading3"/>
       </w:pPr>
       <w:bookmarkStart w:id="43" w:name="h_3_2_5_scheduler"/>
@@ -5235,17 +5122,6 @@
       <w:r>
         <w:t>, since the same pattern extends to further standards and networks.</w:t>
       </w:r>
-    </w:p>
-    <w:p>
-      <w:pPr>
-        <w:sectPr>
-          <w:pgSz w:w="11909" w:h="16834"/>
-          <w:pgMar w:top="1440" w:right="1440" w:bottom="1440" w:left="1800" w:header="720" w:footer="720" w:gutter="0"/>
-          <w:cols w:space="720"/>
-          <w:vAlign w:val="center"/>
-          <w:docGrid w:linePitch="360"/>
-        </w:sectPr>
-      </w:pPr>
     </w:p>
     <w:p>
       <w:pPr>
@@ -5257,10 +5133,9 @@
         <w:rPr>
           <w:noProof/>
         </w:rPr>
-        <w:lastRenderedPageBreak/>
         <w:drawing>
-          <wp:inline distT="0" distB="0" distL="0" distR="0" wp14:anchorId="09275F29" wp14:editId="467A6064">
-            <wp:extent cx="9326880" cy="4507992"/>
+          <wp:inline distT="0" distB="0" distL="0" distR="0" wp14:anchorId="061A03C1" wp14:editId="2F0EC247">
+            <wp:extent cx="5486400" cy="2651760"/>
             <wp:effectExtent l="0" t="0" r="0" b="0"/>
             <wp:docPr id="6" name="Picture 6"/>
             <wp:cNvGraphicFramePr>
@@ -5274,7 +5149,7 @@
                     <pic:cNvPicPr/>
                   </pic:nvPicPr>
                   <pic:blipFill>
-                    <a:blip r:embed="rId16"/>
+                    <a:blip r:embed="rId15"/>
                     <a:stretch>
                       <a:fillRect/>
                     </a:stretch>
@@ -5282,7 +5157,7 @@
                   <pic:spPr>
                     <a:xfrm>
                       <a:off x="0" y="0"/>
-                      <a:ext cx="9326880" cy="4507992"/>
+                      <a:ext cx="5486400" cy="2651760"/>
                     </a:xfrm>
                     <a:prstGeom prst="rect">
                       <a:avLst/>
@@ -5312,73 +5187,51 @@
     </w:p>
     <w:p>
       <w:pPr>
-        <w:sectPr>
-          <w:pgSz w:w="16834" w:h="11909" w:orient="landscape"/>
-          <w:pgMar w:top="792" w:right="1008" w:bottom="792" w:left="1008" w:header="720" w:footer="720" w:gutter="0"/>
-          <w:cols w:space="720"/>
-          <w:vAlign w:val="center"/>
-          <w:docGrid w:linePitch="360"/>
-        </w:sectPr>
-      </w:pPr>
-    </w:p>
-    <w:p>
-      <w:pPr>
         <w:ind w:firstLine="576"/>
       </w:pPr>
       <w:r>
+        <w:t>Each block declares typed input and output handles. A connection carries the output of one block to a named input of another, which lets a wallet block feed a transfer block on a dedicated input while the main flow continues on its own path. Because deterministic on-chain blocks, conditional logic, and language model agents all run inside one ordered pass, the same component model expresses a simple read and a multi-step automation that reasons and then acts on chain.</w:t>
+      </w:r>
+    </w:p>
+    <w:p>
+      <w:pPr>
+        <w:pStyle w:val="Heading2"/>
+      </w:pPr>
+      <w:bookmarkStart w:id="46" w:name="h_3_4_data_design"/>
+      <w:r>
         <w:lastRenderedPageBreak/>
-        <w:t>Each block declares typed input and output handles. A connection carries the output of one block to a named input of another, which lets a wallet block feed a transfer block on a dedicated input while the main flow continues on its own path. Because deterministic on-chain blocks, conditional logic, and language model agents all run inside one ordered pass, the same component model expresses a simple read and a multi-step automation that reasons and then acts on chain.</w:t>
+        <w:t>3.4 DATA DESIGN</w:t>
+      </w:r>
+      <w:bookmarkEnd w:id="46"/>
+    </w:p>
+    <w:p>
+      <w:pPr>
+        <w:ind w:firstLine="576"/>
+      </w:pPr>
+      <w:r>
+        <w:t>Application state is stored in a PostgreSQL database through the Prisma ORM. A workflow stores its blocks and connections as JSON together with scheduling fields; an execution records its status, the order in which blocks ran, and per-block states; an interface project stores the page components and the workflow binding; a memory collection and its messages store conversation history; a credential stores per-user provider keys; and an exported workflow stores a shareable template bundle. The detailed schema</w:t>
+      </w:r>
+      <w:r>
+        <w:t xml:space="preserve"> is presented in Section 4.6.</w:t>
       </w:r>
     </w:p>
     <w:p>
       <w:pPr>
         <w:pStyle w:val="Heading2"/>
       </w:pPr>
-      <w:bookmarkStart w:id="46" w:name="h_3_4_data_design"/>
-      <w:r>
-        <w:t>3.4 DATA DESIGN</w:t>
-      </w:r>
-      <w:bookmarkEnd w:id="46"/>
+      <w:bookmarkStart w:id="47" w:name="h_3_5_human_interface_design"/>
+      <w:r>
+        <w:t>3.5 HUMAN INTERFACE DESIGN</w:t>
+      </w:r>
+      <w:bookmarkEnd w:id="47"/>
     </w:p>
     <w:p>
       <w:pPr>
         <w:ind w:firstLine="576"/>
       </w:pPr>
       <w:r>
-        <w:t>Application state is stored in a PostgreSQL database through the Prisma ORM. A workflow stores its blocks and connections as JSON together with scheduling fields; an execution records its status, the order in which blocks ran, and per-block states; an interface project stores the page components and the workflow binding; a memory collection and its messages store conversation history; a credential stores per-user provider keys; and an exported workflow stores a shareable template bundle. The detailed schema</w:t>
-      </w:r>
-      <w:r>
-        <w:t xml:space="preserve"> is presented in Section 4.6.</w:t>
-      </w:r>
-    </w:p>
-    <w:p>
-      <w:pPr>
-        <w:pStyle w:val="Heading2"/>
-      </w:pPr>
-      <w:bookmarkStart w:id="47" w:name="h_3_5_human_interface_design"/>
-      <w:r>
-        <w:t>3.5 HUMAN INTERFACE DESIGN</w:t>
-      </w:r>
-      <w:bookmarkEnd w:id="47"/>
-    </w:p>
-    <w:p>
-      <w:pPr>
-        <w:ind w:firstLine="576"/>
-      </w:pPr>
-      <w:r>
         <w:t>The human interface is designed around two visual surfaces. The workflow builder, shown in Fig 3.8, presents a categorized node library on the left and an infinite canvas on the right, where blocks are placed and connected; a toolbar provides fit, execute, and view controls, and a log panel reports execution results. The interface builder, shown in Fig 3.9, presents a block palette, a live page canvas, and a style inspector, with controls to bind elements to workflows and to publish the page.</w:t>
       </w:r>
-    </w:p>
-    <w:p>
-      <w:pPr>
-        <w:sectPr>
-          <w:pgSz w:w="11909" w:h="16834"/>
-          <w:pgMar w:top="1440" w:right="1440" w:bottom="1440" w:left="1800" w:header="720" w:footer="720" w:gutter="0"/>
-          <w:cols w:space="720"/>
-          <w:vAlign w:val="center"/>
-          <w:docGrid w:linePitch="360"/>
-        </w:sectPr>
-      </w:pPr>
     </w:p>
     <w:p>
       <w:pPr>
@@ -5390,10 +5243,9 @@
         <w:rPr>
           <w:noProof/>
         </w:rPr>
-        <w:lastRenderedPageBreak/>
         <w:drawing>
-          <wp:inline distT="0" distB="0" distL="0" distR="0" wp14:anchorId="5FD0B484" wp14:editId="64AA2423">
-            <wp:extent cx="8924544" cy="5577840"/>
+          <wp:inline distT="0" distB="0" distL="0" distR="0" wp14:anchorId="643FFC5A" wp14:editId="05C0EB61">
+            <wp:extent cx="5486400" cy="3429000"/>
             <wp:effectExtent l="0" t="0" r="0" b="0"/>
             <wp:docPr id="7" name="Picture 7"/>
             <wp:cNvGraphicFramePr>
@@ -5407,7 +5259,7 @@
                     <pic:cNvPicPr/>
                   </pic:nvPicPr>
                   <pic:blipFill>
-                    <a:blip r:embed="rId17"/>
+                    <a:blip r:embed="rId16"/>
                     <a:stretch>
                       <a:fillRect/>
                     </a:stretch>
@@ -5415,7 +5267,7 @@
                   <pic:spPr>
                     <a:xfrm>
                       <a:off x="0" y="0"/>
-                      <a:ext cx="8924544" cy="5577840"/>
+                      <a:ext cx="5486400" cy="3429000"/>
                     </a:xfrm>
                     <a:prstGeom prst="rect">
                       <a:avLst/>
@@ -5445,28 +5297,6 @@
     </w:p>
     <w:p>
       <w:pPr>
-        <w:sectPr>
-          <w:pgSz w:w="16834" w:h="11909" w:orient="landscape"/>
-          <w:pgMar w:top="792" w:right="1008" w:bottom="792" w:left="1008" w:header="720" w:footer="720" w:gutter="0"/>
-          <w:cols w:space="720"/>
-          <w:vAlign w:val="center"/>
-          <w:docGrid w:linePitch="360"/>
-        </w:sectPr>
-      </w:pPr>
-    </w:p>
-    <w:p>
-      <w:pPr>
-        <w:sectPr>
-          <w:pgSz w:w="11909" w:h="16834"/>
-          <w:pgMar w:top="1440" w:right="1440" w:bottom="1440" w:left="1800" w:header="720" w:footer="720" w:gutter="0"/>
-          <w:cols w:space="720"/>
-          <w:vAlign w:val="center"/>
-          <w:docGrid w:linePitch="360"/>
-        </w:sectPr>
-      </w:pPr>
-    </w:p>
-    <w:p>
-      <w:pPr>
         <w:keepNext/>
         <w:spacing w:before="160" w:after="40"/>
         <w:jc w:val="center"/>
@@ -5477,8 +5307,8 @@
         </w:rPr>
         <w:lastRenderedPageBreak/>
         <w:drawing>
-          <wp:inline distT="0" distB="0" distL="0" distR="0" wp14:anchorId="6E393A0A" wp14:editId="24747DFB">
-            <wp:extent cx="9326880" cy="4318540"/>
+          <wp:inline distT="0" distB="0" distL="0" distR="0" wp14:anchorId="5512A42E" wp14:editId="47315E8A">
+            <wp:extent cx="5486400" cy="2540318"/>
             <wp:effectExtent l="0" t="0" r="0" b="0"/>
             <wp:docPr id="8" name="Picture 8"/>
             <wp:cNvGraphicFramePr>
@@ -5492,7 +5322,7 @@
                     <pic:cNvPicPr/>
                   </pic:nvPicPr>
                   <pic:blipFill>
-                    <a:blip r:embed="rId18"/>
+                    <a:blip r:embed="rId17"/>
                     <a:stretch>
                       <a:fillRect/>
                     </a:stretch>
@@ -5500,7 +5330,7 @@
                   <pic:spPr>
                     <a:xfrm>
                       <a:off x="0" y="0"/>
-                      <a:ext cx="9326880" cy="4318540"/>
+                      <a:ext cx="5486400" cy="2540318"/>
                     </a:xfrm>
                     <a:prstGeom prst="rect">
                       <a:avLst/>
@@ -5530,34 +5360,11 @@
     </w:p>
     <w:p>
       <w:pPr>
-        <w:sectPr>
-          <w:pgSz w:w="16834" w:h="11909" w:orient="landscape"/>
-          <w:pgMar w:top="792" w:right="1008" w:bottom="792" w:left="1008" w:header="720" w:footer="720" w:gutter="0"/>
-          <w:cols w:space="720"/>
-          <w:vAlign w:val="center"/>
-          <w:docGrid w:linePitch="360"/>
-        </w:sectPr>
-      </w:pPr>
-    </w:p>
-    <w:p>
-      <w:pPr>
         <w:ind w:firstLine="576"/>
       </w:pPr>
       <w:r>
-        <w:lastRenderedPageBreak/>
         <w:t>Together these surfaces form the loop shown in Fig 3.7: a user moves from an idea to a composed workflow, augments it with on-chain and AI blocks, builds and binds an interface, hosts it at a shareable link, and iterates — all without writing code.</w:t>
       </w:r>
-    </w:p>
-    <w:p>
-      <w:pPr>
-        <w:sectPr>
-          <w:pgSz w:w="11909" w:h="16834"/>
-          <w:pgMar w:top="1440" w:right="1440" w:bottom="1440" w:left="1800" w:header="720" w:footer="720" w:gutter="0"/>
-          <w:cols w:space="720"/>
-          <w:vAlign w:val="center"/>
-          <w:docGrid w:linePitch="360"/>
-        </w:sectPr>
-      </w:pPr>
     </w:p>
     <w:p>
       <w:pPr>
@@ -5569,10 +5376,9 @@
         <w:rPr>
           <w:noProof/>
         </w:rPr>
-        <w:lastRenderedPageBreak/>
         <w:drawing>
-          <wp:inline distT="0" distB="0" distL="0" distR="0" wp14:anchorId="2411D2D6" wp14:editId="5AD22E9D">
-            <wp:extent cx="9326880" cy="2552934"/>
+          <wp:inline distT="0" distB="0" distL="0" distR="0" wp14:anchorId="4C04A834" wp14:editId="69B5A516">
+            <wp:extent cx="5486400" cy="1501726"/>
             <wp:effectExtent l="0" t="0" r="0" b="0"/>
             <wp:docPr id="9" name="Picture 9"/>
             <wp:cNvGraphicFramePr>
@@ -5586,7 +5392,7 @@
                     <pic:cNvPicPr/>
                   </pic:nvPicPr>
                   <pic:blipFill>
-                    <a:blip r:embed="rId19"/>
+                    <a:blip r:embed="rId18"/>
                     <a:stretch>
                       <a:fillRect/>
                     </a:stretch>
@@ -5594,7 +5400,7 @@
                   <pic:spPr>
                     <a:xfrm>
                       <a:off x="0" y="0"/>
-                      <a:ext cx="9326880" cy="2552934"/>
+                      <a:ext cx="5486400" cy="1501726"/>
                     </a:xfrm>
                     <a:prstGeom prst="rect">
                       <a:avLst/>
@@ -5623,19 +5429,7 @@
       <w:bookmarkEnd w:id="50"/>
     </w:p>
     <w:p>
-      <w:pPr>
-        <w:sectPr>
-          <w:pgSz w:w="16834" w:h="11909" w:orient="landscape"/>
-          <w:pgMar w:top="792" w:right="1008" w:bottom="792" w:left="1008" w:header="720" w:footer="720" w:gutter="0"/>
-          <w:cols w:space="720"/>
-          <w:vAlign w:val="center"/>
-          <w:docGrid w:linePitch="360"/>
-        </w:sectPr>
-      </w:pPr>
-    </w:p>
-    <w:p>
-      <w:r>
-        <w:lastRenderedPageBreak/>
+      <w:r>
         <w:br w:type="page"/>
       </w:r>
     </w:p>
@@ -5863,6 +5657,7 @@
     </w:p>
     <w:p>
       <w:pPr>
+        <w:keepLines/>
         <w:shd w:val="clear" w:color="auto" w:fill="F4F5F7"/>
         <w:spacing w:before="80" w:after="160" w:line="240" w:lineRule="auto"/>
         <w:ind w:left="288"/>
@@ -5892,6 +5687,7 @@
           <w:sz w:val="18"/>
         </w:rPr>
         <w:br/>
+        <w:t>│   └── schema.prisma          # Data model: Workflow, Execution, UIProject, ...</w:t>
       </w:r>
       <w:r>
         <w:rPr>
@@ -5899,7 +5695,8 @@
           <w:color w:val="1A1A1A"/>
           <w:sz w:val="18"/>
         </w:rPr>
-        <w:t>│   └── schema.prisma          # Data model: Workflow, Execution, UIProject, ...</w:t>
+        <w:br/>
+        <w:t>├── src/</w:t>
       </w:r>
       <w:r>
         <w:rPr>
@@ -5908,7 +5705,7 @@
           <w:sz w:val="18"/>
         </w:rPr>
         <w:br/>
-        <w:t>├── src/</w:t>
+        <w:t>│   ├── app/                   # Next.js App Router</w:t>
       </w:r>
       <w:r>
         <w:rPr>
@@ -5917,7 +5714,7 @@
           <w:sz w:val="18"/>
         </w:rPr>
         <w:br/>
-        <w:t>│   ├── app/                   # Next.js App Router</w:t>
+        <w:t>│   │   ├── [[...slug]]/       # Catch-all entry that mounts the SPA</w:t>
       </w:r>
       <w:r>
         <w:rPr>
@@ -5926,7 +5723,7 @@
           <w:sz w:val="18"/>
         </w:rPr>
         <w:br/>
-        <w:t>│   │   ├── [[...slug]]/       # Catch-all entry that mounts the SPA</w:t>
+        <w:t>│   │   ├── p/[id]/            # Public hosted dApp page route</w:t>
       </w:r>
       <w:r>
         <w:rPr>
@@ -5935,7 +5732,7 @@
           <w:sz w:val="18"/>
         </w:rPr>
         <w:br/>
-        <w:t>│   │   ├── p/[id]/            # Public hosted dApp page route</w:t>
+        <w:t>│   │   └── api/               # Route handlers (workflows, trigger, pages, ...)</w:t>
       </w:r>
       <w:r>
         <w:rPr>
@@ -5944,7 +5741,7 @@
           <w:sz w:val="18"/>
         </w:rPr>
         <w:br/>
-        <w:t>│   │   └── api/               # Route handlers (workflows, trigger, pages, ...)</w:t>
+        <w:t>│   ├── lib/</w:t>
       </w:r>
       <w:r>
         <w:rPr>
@@ -5953,7 +5750,7 @@
           <w:sz w:val="18"/>
         </w:rPr>
         <w:br/>
-        <w:t>│   ├── lib/</w:t>
+        <w:t>│   │   ├── engine/</w:t>
       </w:r>
       <w:r>
         <w:rPr>
@@ -5962,7 +5759,7 @@
           <w:sz w:val="18"/>
         </w:rPr>
         <w:br/>
-        <w:t>│   │   ├── engine/</w:t>
+        <w:t>│   │   │   ├── engine.ts      # Topological sort + ordered execution</w:t>
       </w:r>
       <w:r>
         <w:rPr>
@@ -5971,7 +5768,7 @@
           <w:sz w:val="18"/>
         </w:rPr>
         <w:br/>
-        <w:t>│   │   │   ├── engine.ts      # Topological sort + ordered execution</w:t>
+        <w:t>│   │   │   ├── registry.ts    # Maps a n</w:t>
       </w:r>
       <w:r>
         <w:rPr>
@@ -5979,8 +5776,7 @@
           <w:color w:val="1A1A1A"/>
           <w:sz w:val="18"/>
         </w:rPr>
-        <w:br/>
-        <w:t>│   │   │   ├── registry.ts    # Maps a node type to i</w:t>
+        <w:t>ode type to its executor</w:t>
       </w:r>
       <w:r>
         <w:rPr>
@@ -5988,7 +5784,8 @@
           <w:color w:val="1A1A1A"/>
           <w:sz w:val="18"/>
         </w:rPr>
-        <w:t>ts executor</w:t>
+        <w:br/>
+        <w:t>│   │   │   ├── providers.ts   # LLM provider detection (vendor-neutral)</w:t>
       </w:r>
       <w:r>
         <w:rPr>
@@ -5997,7 +5794,7 @@
           <w:sz w:val="18"/>
         </w:rPr>
         <w:br/>
-        <w:t>│   │   │   ├── providers.ts   # LLM provider detection (vendor-neutral)</w:t>
+        <w:t>│   │   │   ├── web3.ts        # viem clients, chains, built-in ABIs</w:t>
       </w:r>
       <w:r>
         <w:rPr>
@@ -6006,7 +5803,7 @@
           <w:sz w:val="18"/>
         </w:rPr>
         <w:br/>
-        <w:t>│   │   │   ├── web3.ts        # viem clients, chains, built-in ABIs</w:t>
+        <w:t>│   │   │   └── executors/     # web3.ts, ai.ts, flow.ts, data.ts, ...</w:t>
       </w:r>
       <w:r>
         <w:rPr>
@@ -6015,7 +5812,7 @@
           <w:sz w:val="18"/>
         </w:rPr>
         <w:br/>
-        <w:t>│   │   │   └── executors/     # web3.ts, ai.ts, flow.ts, data.ts, ...</w:t>
+        <w:t>│   │   ├── execute.ts         # runWorkflow() wrapper, persists the run</w:t>
       </w:r>
       <w:r>
         <w:rPr>
@@ -6024,7 +5821,7 @@
           <w:sz w:val="18"/>
         </w:rPr>
         <w:br/>
-        <w:t>│   │   ├── execute.ts         # runWorkflow() wrapper, persists the run</w:t>
+        <w:t>│   │   ├── scheduler.ts       # In-process cron runner</w:t>
       </w:r>
       <w:r>
         <w:rPr>
@@ -6033,7 +5830,7 @@
           <w:sz w:val="18"/>
         </w:rPr>
         <w:br/>
-        <w:t>│   │   ├── scheduler.ts       # In-process cron runner</w:t>
+        <w:t>│   │   ├── auth.ts            # NextAuth configuration</w:t>
       </w:r>
       <w:r>
         <w:rPr>
@@ -6042,7 +5839,7 @@
           <w:sz w:val="18"/>
         </w:rPr>
         <w:br/>
-        <w:t>│   │   ├── auth.ts            # NextAuth configuration</w:t>
+        <w:t>│   │   └── prisma.ts          # Prisma client singleton</w:t>
       </w:r>
       <w:r>
         <w:rPr>
@@ -6051,7 +5848,7 @@
           <w:sz w:val="18"/>
         </w:rPr>
         <w:br/>
-        <w:t>│   │   └── prisma.ts          # Prisma client singleton</w:t>
+        <w:t>│   └── spa/                   #</w:t>
       </w:r>
       <w:r>
         <w:rPr>
@@ -6059,8 +5856,7 @@
           <w:color w:val="1A1A1A"/>
           <w:sz w:val="18"/>
         </w:rPr>
-        <w:br/>
-        <w:t>│   └── spa/                   # Client SPA</w:t>
+        <w:t xml:space="preserve"> Client SPA</w:t>
       </w:r>
       <w:r>
         <w:rPr>
@@ -6069,7 +5865,7 @@
           <w:sz w:val="18"/>
         </w:rPr>
         <w:br/>
-        <w:t>│</w:t>
+        <w:t>│       ├── components/workflow/   # Canvas, node library, settings</w:t>
       </w:r>
       <w:r>
         <w:rPr>
@@ -6077,7 +5873,8 @@
           <w:color w:val="1A1A1A"/>
           <w:sz w:val="18"/>
         </w:rPr>
-        <w:t xml:space="preserve">       ├── components/workflow/   # Canvas, node library, settings</w:t>
+        <w:br/>
+        <w:t>│       ├── components/ui-builder/ # GrapesJS integration</w:t>
       </w:r>
       <w:r>
         <w:rPr>
@@ -6086,7 +5883,7 @@
           <w:sz w:val="18"/>
         </w:rPr>
         <w:br/>
-        <w:t>│       ├── components/ui-builder/ # GrapesJS integration</w:t>
+        <w:t>│       └── nodes/                 # Node definitions (triggers, web3, ai, ...)</w:t>
       </w:r>
       <w:r>
         <w:rPr>
@@ -6095,7 +5892,7 @@
           <w:sz w:val="18"/>
         </w:rPr>
         <w:br/>
-        <w:t>│       └── nodes/                 # Node definitions (triggers, web3, ai, ...)</w:t>
+        <w:t>└── package.json</w:t>
       </w:r>
       <w:r>
         <w:rPr>
@@ -6104,15 +5901,6 @@
           <w:sz w:val="18"/>
         </w:rPr>
         <w:br/>
-        <w:t>└── package.json</w:t>
-      </w:r>
-      <w:r>
-        <w:rPr>
-          <w:rFonts w:ascii="Consolas" w:hAnsi="Consolas"/>
-          <w:color w:val="1A1A1A"/>
-          <w:sz w:val="18"/>
-        </w:rPr>
-        <w:br/>
       </w:r>
     </w:p>
     <w:p>
@@ -6229,6 +6017,7 @@
     </w:p>
     <w:p>
       <w:pPr>
+        <w:keepLines/>
         <w:shd w:val="clear" w:color="auto" w:fill="F4F5F7"/>
         <w:spacing w:before="80" w:after="160" w:line="240" w:lineRule="auto"/>
         <w:ind w:left="288"/>
@@ -6258,7 +6047,6 @@
           <w:sz w:val="18"/>
         </w:rPr>
         <w:br/>
-        <w:t xml:space="preserve">  const indeg = new Map(nodes.map(n =&gt; [n.id, 0]));</w:t>
       </w:r>
       <w:r>
         <w:rPr>
@@ -6266,8 +6054,7 @@
           <w:color w:val="1A1A1A"/>
           <w:sz w:val="18"/>
         </w:rPr>
-        <w:br/>
-        <w:t xml:space="preserve">  const adj = new Map(nodes.map(n =&gt; [n.id, []]));</w:t>
+        <w:t xml:space="preserve">  const indeg = new Map(nodes.map(n =&gt; [n.id, 0]));</w:t>
       </w:r>
       <w:r>
         <w:rPr>
@@ -6276,7 +6063,7 @@
           <w:sz w:val="18"/>
         </w:rPr>
         <w:br/>
-        <w:t xml:space="preserve">  for (const e of edges) {</w:t>
+        <w:t xml:space="preserve">  const adj = new Map(nodes.map(n =&gt; [n.id, []]));</w:t>
       </w:r>
       <w:r>
         <w:rPr>
@@ -6285,7 +6072,7 @@
           <w:sz w:val="18"/>
         </w:rPr>
         <w:br/>
-        <w:t xml:space="preserve">    adj.get(e.source).push(e.target);</w:t>
+        <w:t xml:space="preserve">  for (const e of edges) {</w:t>
       </w:r>
       <w:r>
         <w:rPr>
@@ -6294,7 +6081,7 @@
           <w:sz w:val="18"/>
         </w:rPr>
         <w:br/>
-        <w:t xml:space="preserve">    indeg.set(e.target, indeg.get(e.target) + 1);</w:t>
+        <w:t xml:space="preserve">    adj.get(e.source).push(e.target);</w:t>
       </w:r>
       <w:r>
         <w:rPr>
@@ -6303,7 +6090,7 @@
           <w:sz w:val="18"/>
         </w:rPr>
         <w:br/>
-        <w:t xml:space="preserve">  }</w:t>
+        <w:t xml:space="preserve">    indeg.set(e.target, indeg.get(e.target) + 1);</w:t>
       </w:r>
       <w:r>
         <w:rPr>
@@ -6312,7 +6099,7 @@
           <w:sz w:val="18"/>
         </w:rPr>
         <w:br/>
-        <w:t xml:space="preserve">  const queue = nodes.filter(n =&gt; indeg.get(n.id) === 0).map(n =&gt; n.id);</w:t>
+        <w:t xml:space="preserve">  }</w:t>
       </w:r>
       <w:r>
         <w:rPr>
@@ -6321,7 +6108,7 @@
           <w:sz w:val="18"/>
         </w:rPr>
         <w:br/>
-        <w:t xml:space="preserve">  const order = [];</w:t>
+        <w:t xml:space="preserve">  const queue = nodes.filter(n =&gt; indeg.get(n.id) === 0).map(n =&gt; n.id);</w:t>
       </w:r>
       <w:r>
         <w:rPr>
@@ -6330,7 +6117,7 @@
           <w:sz w:val="18"/>
         </w:rPr>
         <w:br/>
-        <w:t xml:space="preserve">  while (queue.length) {</w:t>
+        <w:t xml:space="preserve">  const order = [];</w:t>
       </w:r>
       <w:r>
         <w:rPr>
@@ -6339,7 +6126,7 @@
           <w:sz w:val="18"/>
         </w:rPr>
         <w:br/>
-        <w:t xml:space="preserve">    const id = queue.shift(); order.push(id);</w:t>
+        <w:t xml:space="preserve">  while (queue.length) {</w:t>
       </w:r>
       <w:r>
         <w:rPr>
@@ -6348,7 +6135,7 @@
           <w:sz w:val="18"/>
         </w:rPr>
         <w:br/>
-        <w:t xml:space="preserve">    for (const next of adj.get(id)) {</w:t>
+        <w:t xml:space="preserve">    const id = queue.shift(); order.push(id);</w:t>
       </w:r>
       <w:r>
         <w:rPr>
@@ -6357,7 +6144,7 @@
           <w:sz w:val="18"/>
         </w:rPr>
         <w:br/>
-        <w:t xml:space="preserve">      indeg.set(next, indeg.get(next) - 1);</w:t>
+        <w:t xml:space="preserve">    for (const next of adj.get(id)) {</w:t>
       </w:r>
       <w:r>
         <w:rPr>
@@ -6366,7 +6153,7 @@
           <w:sz w:val="18"/>
         </w:rPr>
         <w:br/>
-        <w:t xml:space="preserve">  </w:t>
+        <w:t xml:space="preserve">      indeg.set(next, indeg.get(next) - 1);</w:t>
       </w:r>
       <w:r>
         <w:rPr>
@@ -6374,7 +6161,8 @@
           <w:color w:val="1A1A1A"/>
           <w:sz w:val="18"/>
         </w:rPr>
-        <w:t xml:space="preserve">    if (indeg.get(next) === 0) queue.push(next);</w:t>
+        <w:br/>
+        <w:t xml:space="preserve">      if (indeg.get(next) === 0) queue.push(</w:t>
       </w:r>
       <w:r>
         <w:rPr>
@@ -6382,8 +6170,7 @@
           <w:color w:val="1A1A1A"/>
           <w:sz w:val="18"/>
         </w:rPr>
-        <w:br/>
-        <w:t xml:space="preserve">    }</w:t>
+        <w:t>next);</w:t>
       </w:r>
       <w:r>
         <w:rPr>
@@ -6392,7 +6179,7 @@
           <w:sz w:val="18"/>
         </w:rPr>
         <w:br/>
-        <w:t xml:space="preserve">  }</w:t>
+        <w:t xml:space="preserve">    }</w:t>
       </w:r>
       <w:r>
         <w:rPr>
@@ -6401,7 +6188,7 @@
           <w:sz w:val="18"/>
         </w:rPr>
         <w:br/>
-        <w:t xml:space="preserve">  if (order.length !== nodes.length)</w:t>
+        <w:t xml:space="preserve">  }</w:t>
       </w:r>
       <w:r>
         <w:rPr>
@@ -6410,7 +6197,7 @@
           <w:sz w:val="18"/>
         </w:rPr>
         <w:br/>
-        <w:t xml:space="preserve">    throw new Error('Workflow graph has a cycle or an unreachable block');</w:t>
+        <w:t xml:space="preserve">  if (order.length !== nodes.length)</w:t>
       </w:r>
       <w:r>
         <w:rPr>
@@ -6419,7 +6206,7 @@
           <w:sz w:val="18"/>
         </w:rPr>
         <w:br/>
-        <w:t xml:space="preserve">  return order;</w:t>
+        <w:t xml:space="preserve">    throw new Error('Workflow graph has a cycle or an unreachable block');</w:t>
       </w:r>
       <w:r>
         <w:rPr>
@@ -6428,7 +6215,7 @@
           <w:sz w:val="18"/>
         </w:rPr>
         <w:br/>
-        <w:t>}</w:t>
+        <w:t xml:space="preserve">  return order;</w:t>
       </w:r>
       <w:r>
         <w:rPr>
@@ -6437,6 +6224,7 @@
           <w:sz w:val="18"/>
         </w:rPr>
         <w:br/>
+        <w:t>}</w:t>
       </w:r>
       <w:r>
         <w:rPr>
@@ -6445,7 +6233,6 @@
           <w:sz w:val="18"/>
         </w:rPr>
         <w:br/>
-        <w:t>// Run each block in order, passing outputs to inputs by typed handle</w:t>
       </w:r>
       <w:r>
         <w:rPr>
@@ -6454,7 +6241,7 @@
           <w:sz w:val="18"/>
         </w:rPr>
         <w:br/>
-        <w:t>for (const nodeId of topologicalSort(nodes, edges)) {</w:t>
+        <w:t>// Run each block in order, passing outputs to inputs by typed handle</w:t>
       </w:r>
       <w:r>
         <w:rPr>
@@ -6463,7 +6250,7 @@
           <w:sz w:val="18"/>
         </w:rPr>
         <w:br/>
-        <w:t xml:space="preserve">  const inputs = {};</w:t>
+        <w:t>for (const nodeId of topologicalSort(nodes, edges)) {</w:t>
       </w:r>
       <w:r>
         <w:rPr>
@@ -6472,7 +6259,7 @@
           <w:sz w:val="18"/>
         </w:rPr>
         <w:br/>
-        <w:t xml:space="preserve">  for (const e of edges.filter(e =&gt; e.target === nodeId)) {</w:t>
+        <w:t xml:space="preserve">  const inputs = {};</w:t>
       </w:r>
       <w:r>
         <w:rPr>
@@ -6481,7 +6268,7 @@
           <w:sz w:val="18"/>
         </w:rPr>
         <w:br/>
-        <w:t xml:space="preserve">    const out = ctx.getNodeResult(e.source);</w:t>
+        <w:t xml:space="preserve">  for (const e of edges.filter(e =&gt; e.target === nodeId)) {</w:t>
       </w:r>
       <w:r>
         <w:rPr>
@@ -6490,7 +6277,7 @@
           <w:sz w:val="18"/>
         </w:rPr>
         <w:br/>
-        <w:t xml:space="preserve">    const src = e.sourceHandle ?? 'main';</w:t>
+        <w:t xml:space="preserve">    const out = ctx.getNodeResult(e.source);</w:t>
       </w:r>
       <w:r>
         <w:rPr>
@@ -6499,7 +6286,7 @@
           <w:sz w:val="18"/>
         </w:rPr>
         <w:br/>
-        <w:t xml:space="preserve">    if (out &amp;&amp; out[src] !== un</w:t>
+        <w:t xml:space="preserve">    const src = e.sourceHandle ?? 'main';</w:t>
       </w:r>
       <w:r>
         <w:rPr>
@@ -6507,7 +6294,8 @@
           <w:color w:val="1A1A1A"/>
           <w:sz w:val="18"/>
         </w:rPr>
-        <w:t>defined)</w:t>
+        <w:br/>
+        <w:t xml:space="preserve">    if (out &amp;&amp; out[src] !== undefined)</w:t>
       </w:r>
       <w:r>
         <w:rPr>
@@ -6516,7 +6304,7 @@
           <w:sz w:val="18"/>
         </w:rPr>
         <w:br/>
-        <w:t xml:space="preserve">      inputs[e.targetHandle ?? 'main'] = out[src];</w:t>
+        <w:t xml:space="preserve">      inputs[e.targetHandle ?? 'm</w:t>
       </w:r>
       <w:r>
         <w:rPr>
@@ -6524,8 +6312,7 @@
           <w:color w:val="1A1A1A"/>
           <w:sz w:val="18"/>
         </w:rPr>
-        <w:br/>
-        <w:t xml:space="preserve">  }</w:t>
+        <w:t>ain'] = out[src];</w:t>
       </w:r>
       <w:r>
         <w:rPr>
@@ -6534,7 +6321,7 @@
           <w:sz w:val="18"/>
         </w:rPr>
         <w:br/>
-        <w:t xml:space="preserve">  const executor = getNodeExecutor(node);</w:t>
+        <w:t xml:space="preserve">  }</w:t>
       </w:r>
       <w:r>
         <w:rPr>
@@ -6543,7 +6330,7 @@
           <w:sz w:val="18"/>
         </w:rPr>
         <w:br/>
-        <w:t xml:space="preserve">  ctx.nodeResults[nodeId] = await executor.execute(inputs, execContext);</w:t>
+        <w:t xml:space="preserve">  const executor = getNodeExecutor(node);</w:t>
       </w:r>
       <w:r>
         <w:rPr>
@@ -6552,7 +6339,7 @@
           <w:sz w:val="18"/>
         </w:rPr>
         <w:br/>
-        <w:t>}</w:t>
+        <w:t xml:space="preserve">  ctx.nodeResults[nodeId] = await executor.execute(inputs, execContext);</w:t>
       </w:r>
       <w:r>
         <w:rPr>
@@ -6561,6 +6348,15 @@
           <w:sz w:val="18"/>
         </w:rPr>
         <w:br/>
+        <w:t>}</w:t>
+      </w:r>
+      <w:r>
+        <w:rPr>
+          <w:rFonts w:ascii="Consolas" w:hAnsi="Consolas"/>
+          <w:color w:val="1A1A1A"/>
+          <w:sz w:val="18"/>
+        </w:rPr>
+        <w:br/>
       </w:r>
     </w:p>
     <w:p>
@@ -6580,6 +6376,7 @@
     </w:p>
     <w:p>
       <w:pPr>
+        <w:keepLines/>
         <w:shd w:val="clear" w:color="auto" w:fill="F4F5F7"/>
         <w:spacing w:before="80" w:after="160" w:line="240" w:lineRule="auto"/>
         <w:ind w:left="288"/>
@@ -7528,11 +7325,12 @@
         <w:ind w:firstLine="576"/>
       </w:pPr>
       <w:r>
-        <w:t>The data model is defined as Prisma models mapped to PostgreSQL tables. The principal models are shown below.</w:t>
-      </w:r>
-    </w:p>
-    <w:p>
-      <w:pPr>
+        <w:t>The data model is defined as Prisma models mapped to PostgreSQL tables. The Workflow and WorkflowExecution models store the graph and each run, as shown below.</w:t>
+      </w:r>
+    </w:p>
+    <w:p>
+      <w:pPr>
+        <w:keepLines/>
         <w:shd w:val="clear" w:color="auto" w:fill="F4F5F7"/>
         <w:spacing w:before="80" w:after="160" w:line="240" w:lineRule="auto"/>
         <w:ind w:left="288"/>
@@ -7795,13 +7593,30 @@
         </w:rPr>
         <w:br/>
       </w:r>
+    </w:p>
+    <w:p>
+      <w:pPr>
+        <w:ind w:firstLine="576"/>
+      </w:pPr>
+      <w:r>
+        <w:t>The UIBuilderProject model stores each interface page together with its workflow binding, and the Credential model stores per-user provider keys.</w:t>
+      </w:r>
+    </w:p>
+    <w:p>
+      <w:pPr>
+        <w:keepLines/>
+        <w:shd w:val="clear" w:color="auto" w:fill="F4F5F7"/>
+        <w:spacing w:before="80" w:after="160" w:line="240" w:lineRule="auto"/>
+        <w:ind w:left="288"/>
+        <w:jc w:val="left"/>
+      </w:pPr>
       <w:r>
         <w:rPr>
           <w:rFonts w:ascii="Consolas" w:hAnsi="Consolas"/>
           <w:color w:val="1A1A1A"/>
           <w:sz w:val="18"/>
         </w:rPr>
-        <w:br/>
+        <w:lastRenderedPageBreak/>
         <w:t>model UIBuilderProject {</w:t>
       </w:r>
       <w:r>
@@ -7829,7 +7644,7 @@
           <w:sz w:val="18"/>
         </w:rPr>
         <w:br/>
-        <w:t xml:space="preserve">  projectNa</w:t>
+        <w:t xml:space="preserve">  projectName String</w:t>
       </w:r>
       <w:r>
         <w:rPr>
@@ -7837,7 +7652,8 @@
           <w:color w:val="1A1A1A"/>
           <w:sz w:val="18"/>
         </w:rPr>
-        <w:t>me String</w:t>
+        <w:br/>
+        <w:t xml:space="preserve">  components  Json     // GrapesJS page + workflow binding</w:t>
       </w:r>
       <w:r>
         <w:rPr>
@@ -7846,7 +7662,7 @@
           <w:sz w:val="18"/>
         </w:rPr>
         <w:br/>
-        <w:t xml:space="preserve">  components  Json     // GrapesJS page + workflow binding</w:t>
+        <w:t xml:space="preserve">  styles      Json?</w:t>
       </w:r>
       <w:r>
         <w:rPr>
@@ -7855,7 +7671,7 @@
           <w:sz w:val="18"/>
         </w:rPr>
         <w:br/>
-        <w:t xml:space="preserve">  styles      Json?</w:t>
+        <w:t xml:space="preserve">  isActive    Boolean  @default(true)</w:t>
       </w:r>
       <w:r>
         <w:rPr>
@@ -7864,7 +7680,7 @@
           <w:sz w:val="18"/>
         </w:rPr>
         <w:br/>
-        <w:t xml:space="preserve">  isActive    Boolean  @default(true)</w:t>
+        <w:t xml:space="preserve">  updatedAt   DateTime @updatedAt</w:t>
       </w:r>
       <w:r>
         <w:rPr>
@@ -7873,7 +7689,7 @@
           <w:sz w:val="18"/>
         </w:rPr>
         <w:br/>
-        <w:t xml:space="preserve">  updatedAt   DateTime @updatedAt</w:t>
+        <w:t>}</w:t>
       </w:r>
       <w:r>
         <w:rPr>
@@ -7882,7 +7698,6 @@
           <w:sz w:val="18"/>
         </w:rPr>
         <w:br/>
-        <w:t>}</w:t>
       </w:r>
       <w:r>
         <w:rPr>
@@ -7891,6 +7706,7 @@
           <w:sz w:val="18"/>
         </w:rPr>
         <w:br/>
+        <w:t>model Credential {</w:t>
       </w:r>
       <w:r>
         <w:rPr>
@@ -7899,7 +7715,7 @@
           <w:sz w:val="18"/>
         </w:rPr>
         <w:br/>
-        <w:t>model Credential {</w:t>
+        <w:t xml:space="preserve">  id             String  @id @default(uuid())</w:t>
       </w:r>
       <w:r>
         <w:rPr>
@@ -7908,7 +7724,7 @@
           <w:sz w:val="18"/>
         </w:rPr>
         <w:br/>
-        <w:t xml:space="preserve">  id             String  @id @default(uuid())</w:t>
+        <w:t xml:space="preserve">  userId         String</w:t>
       </w:r>
       <w:r>
         <w:rPr>
@@ -7917,7 +7733,7 @@
           <w:sz w:val="18"/>
         </w:rPr>
         <w:br/>
-        <w:t xml:space="preserve">  userId         String</w:t>
+        <w:t xml:space="preserve">  name           String</w:t>
       </w:r>
       <w:r>
         <w:rPr>
@@ -7926,7 +7742,7 @@
           <w:sz w:val="18"/>
         </w:rPr>
         <w:br/>
-        <w:t xml:space="preserve">  name           String</w:t>
+        <w:t xml:space="preserve">  credentialType String  // openai | anthropic | google | groq | web3</w:t>
       </w:r>
       <w:r>
         <w:rPr>
@@ -7935,23 +7751,6 @@
           <w:sz w:val="18"/>
         </w:rPr>
         <w:br/>
-        <w:t xml:space="preserve">  credentialType String  // openai | anthropic | google | groq | web3</w:t>
-      </w:r>
-      <w:r>
-        <w:rPr>
-          <w:rFonts w:ascii="Consolas" w:hAnsi="Consolas"/>
-          <w:color w:val="1A1A1A"/>
-          <w:sz w:val="18"/>
-        </w:rPr>
-        <w:br/>
-      </w:r>
-      <w:r>
-        <w:rPr>
-          <w:rFonts w:ascii="Consolas" w:hAnsi="Consolas"/>
-          <w:color w:val="1A1A1A"/>
-          <w:sz w:val="18"/>
-        </w:rPr>
-        <w:lastRenderedPageBreak/>
         <w:t xml:space="preserve">  data           Json    // provider keys / wallet info</w:t>
       </w:r>
       <w:r>
@@ -12178,17 +11977,6 @@
     </w:p>
     <w:p>
       <w:pPr>
-        <w:sectPr>
-          <w:pgSz w:w="11909" w:h="16834"/>
-          <w:pgMar w:top="1440" w:right="1440" w:bottom="1440" w:left="1800" w:header="720" w:footer="720" w:gutter="0"/>
-          <w:cols w:space="720"/>
-          <w:vAlign w:val="center"/>
-          <w:docGrid w:linePitch="360"/>
-        </w:sectPr>
-      </w:pPr>
-    </w:p>
-    <w:p>
-      <w:pPr>
         <w:keepNext/>
         <w:spacing w:before="160" w:after="40"/>
         <w:jc w:val="center"/>
@@ -12197,10 +11985,9 @@
         <w:rPr>
           <w:noProof/>
         </w:rPr>
-        <w:lastRenderedPageBreak/>
         <w:drawing>
-          <wp:inline distT="0" distB="0" distL="0" distR="0" wp14:anchorId="4C5312D4" wp14:editId="2A062808">
-            <wp:extent cx="9326880" cy="4698416"/>
+          <wp:inline distT="0" distB="0" distL="0" distR="0" wp14:anchorId="788B20CB" wp14:editId="0C7609DB">
+            <wp:extent cx="5486400" cy="2763774"/>
             <wp:effectExtent l="0" t="0" r="0" b="0"/>
             <wp:docPr id="10" name="Picture 10"/>
             <wp:cNvGraphicFramePr>
@@ -12214,7 +12001,7 @@
                     <pic:cNvPicPr/>
                   </pic:nvPicPr>
                   <pic:blipFill>
-                    <a:blip r:embed="rId20"/>
+                    <a:blip r:embed="rId19"/>
                     <a:stretch>
                       <a:fillRect/>
                     </a:stretch>
@@ -12222,7 +12009,7 @@
                   <pic:spPr>
                     <a:xfrm>
                       <a:off x="0" y="0"/>
-                      <a:ext cx="9326880" cy="4698416"/>
+                      <a:ext cx="5486400" cy="2763774"/>
                     </a:xfrm>
                     <a:prstGeom prst="rect">
                       <a:avLst/>
@@ -12252,21 +12039,9 @@
     </w:p>
     <w:p>
       <w:pPr>
-        <w:sectPr>
-          <w:pgSz w:w="16834" w:h="11909" w:orient="landscape"/>
-          <w:pgMar w:top="792" w:right="1008" w:bottom="792" w:left="1008" w:header="720" w:footer="720" w:gutter="0"/>
-          <w:cols w:space="720"/>
-          <w:vAlign w:val="center"/>
-          <w:docGrid w:linePitch="360"/>
-        </w:sectPr>
-      </w:pPr>
-    </w:p>
-    <w:p>
-      <w:pPr>
         <w:ind w:firstLine="576"/>
       </w:pPr>
       <w:r>
-        <w:lastRenderedPageBreak/>
         <w:t>The engine adds only single-digit milliseconds even for a multi-block workflow that writes and confirms a transaction, while a single public-network call costs about two orders of magnitude more. For a no-code tool this is the right shape: a builder pays almost nothing for composing on a visual canvas instead of writing code, and the achievable speed of an automation is set by the blockchain endpoint it talks to, not by the platform.</w:t>
       </w:r>
     </w:p>
@@ -12323,6 +12098,7 @@
                 <w:b/>
                 <w:sz w:val="17"/>
               </w:rPr>
+              <w:lastRenderedPageBreak/>
               <w:t>Capability</w:t>
             </w:r>
           </w:p>
@@ -13257,11 +13033,10 @@
         <w:ind w:firstLine="576"/>
       </w:pPr>
       <w:r>
-        <w:t xml:space="preserve">Three observations stand out. First, treating on-chain actions as native blocks, rather than as generic web requests, removes the constant switching that fragments normal Web3 work. Second, the breadth of applications the platform enables follows from composability: a small set of general primitives, combined freely, expresses many applications because each domain is a different arrangement of the same blocks. Third, </w:t>
-      </w:r>
-      <w:r>
-        <w:lastRenderedPageBreak/>
-        <w:t>the measured latency shows that the orchestration layer is effectively free and the achievable speed is set by the chain, which is exactly the property the paradigm needs to be practical across its many uses.</w:t>
+        <w:t>Three observations stand out. First, treating on-chain actions as native blocks, rather than as generic web requests, removes the constant switching that fragments normal Web3 work. Second, the breadth of applications the platform enables follows from composability: a small set of general primitives, combined freely, expresses many applications because each domain is a different arrangement of the same blocks. Third, the measured latency shows that the orchestration layer is effectively free and the achieva</w:t>
+      </w:r>
+      <w:r>
+        <w:t>ble speed is set by the chain, which is exactly the property the paradigm needs to be practical across its many uses.</w:t>
       </w:r>
     </w:p>
     <w:p>
@@ -13494,17 +13269,6 @@
     </w:p>
     <w:p>
       <w:pPr>
-        <w:sectPr>
-          <w:pgSz w:w="11909" w:h="16834"/>
-          <w:pgMar w:top="1440" w:right="1440" w:bottom="1440" w:left="1800" w:header="720" w:footer="720" w:gutter="0"/>
-          <w:cols w:space="720"/>
-          <w:vAlign w:val="center"/>
-          <w:docGrid w:linePitch="360"/>
-        </w:sectPr>
-      </w:pPr>
-    </w:p>
-    <w:p>
-      <w:pPr>
         <w:keepNext/>
         <w:spacing w:before="160" w:after="40"/>
         <w:jc w:val="center"/>
@@ -13513,10 +13277,9 @@
         <w:rPr>
           <w:noProof/>
         </w:rPr>
-        <w:lastRenderedPageBreak/>
         <w:drawing>
-          <wp:inline distT="0" distB="0" distL="0" distR="0" wp14:anchorId="493A8CA7" wp14:editId="6632C306">
-            <wp:extent cx="8924544" cy="5577840"/>
+          <wp:inline distT="0" distB="0" distL="0" distR="0" wp14:anchorId="2764BEA6" wp14:editId="5EF2A099">
+            <wp:extent cx="5486400" cy="3429000"/>
             <wp:effectExtent l="0" t="0" r="0" b="0"/>
             <wp:docPr id="11" name="Picture 11"/>
             <wp:cNvGraphicFramePr>
@@ -13530,7 +13293,7 @@
                     <pic:cNvPicPr/>
                   </pic:nvPicPr>
                   <pic:blipFill>
-                    <a:blip r:embed="rId21"/>
+                    <a:blip r:embed="rId20"/>
                     <a:stretch>
                       <a:fillRect/>
                     </a:stretch>
@@ -13538,7 +13301,7 @@
                   <pic:spPr>
                     <a:xfrm>
                       <a:off x="0" y="0"/>
-                      <a:ext cx="8924544" cy="5577840"/>
+                      <a:ext cx="5486400" cy="3429000"/>
                     </a:xfrm>
                     <a:prstGeom prst="rect">
                       <a:avLst/>
@@ -13568,17 +13331,6 @@
     </w:p>
     <w:p>
       <w:pPr>
-        <w:sectPr>
-          <w:pgSz w:w="16834" w:h="11909" w:orient="landscape"/>
-          <w:pgMar w:top="792" w:right="1008" w:bottom="792" w:left="1008" w:header="720" w:footer="720" w:gutter="0"/>
-          <w:cols w:space="720"/>
-          <w:vAlign w:val="center"/>
-          <w:docGrid w:linePitch="360"/>
-        </w:sectPr>
-      </w:pPr>
-    </w:p>
-    <w:p>
-      <w:pPr>
         <w:keepNext/>
         <w:spacing w:before="160"/>
       </w:pPr>
@@ -13587,7 +13339,6 @@
           <w:b/>
           <w:sz w:val="25"/>
         </w:rPr>
-        <w:lastRenderedPageBreak/>
         <w:t>A.2 VISUAL WORKFLOW BUILDER INTERFACE</w:t>
       </w:r>
     </w:p>
@@ -13595,17 +13346,6 @@
       <w:r>
         <w:t>The Visual Workflow Builder presents a categorized, searchable node library on the left and an infinite canvas on the right. Blocks are placed and connected through typed handles, configured through a settings panel, and executed from the toolbar, with results reported in a live log panel.</w:t>
       </w:r>
-    </w:p>
-    <w:p>
-      <w:pPr>
-        <w:sectPr>
-          <w:pgSz w:w="11909" w:h="16834"/>
-          <w:pgMar w:top="1440" w:right="1440" w:bottom="1440" w:left="1800" w:header="720" w:footer="720" w:gutter="0"/>
-          <w:cols w:space="720"/>
-          <w:vAlign w:val="center"/>
-          <w:docGrid w:linePitch="360"/>
-        </w:sectPr>
-      </w:pPr>
     </w:p>
     <w:p>
       <w:pPr>
@@ -13619,8 +13359,8 @@
         </w:rPr>
         <w:lastRenderedPageBreak/>
         <w:drawing>
-          <wp:inline distT="0" distB="0" distL="0" distR="0" wp14:anchorId="4470ADA6" wp14:editId="31C2856F">
-            <wp:extent cx="8924544" cy="5577840"/>
+          <wp:inline distT="0" distB="0" distL="0" distR="0" wp14:anchorId="1D07F390" wp14:editId="551796F4">
+            <wp:extent cx="5486400" cy="3429000"/>
             <wp:effectExtent l="0" t="0" r="0" b="0"/>
             <wp:docPr id="12" name="Picture 12"/>
             <wp:cNvGraphicFramePr>
@@ -13634,7 +13374,7 @@
                     <pic:cNvPicPr/>
                   </pic:nvPicPr>
                   <pic:blipFill>
-                    <a:blip r:embed="rId17"/>
+                    <a:blip r:embed="rId16"/>
                     <a:stretch>
                       <a:fillRect/>
                     </a:stretch>
@@ -13642,7 +13382,7 @@
                   <pic:spPr>
                     <a:xfrm>
                       <a:off x="0" y="0"/>
-                      <a:ext cx="8924544" cy="5577840"/>
+                      <a:ext cx="5486400" cy="3429000"/>
                     </a:xfrm>
                     <a:prstGeom prst="rect">
                       <a:avLst/>
@@ -13672,17 +13412,6 @@
     </w:p>
     <w:p>
       <w:pPr>
-        <w:sectPr>
-          <w:pgSz w:w="16834" w:h="11909" w:orient="landscape"/>
-          <w:pgMar w:top="792" w:right="1008" w:bottom="792" w:left="1008" w:header="720" w:footer="720" w:gutter="0"/>
-          <w:cols w:space="720"/>
-          <w:vAlign w:val="center"/>
-          <w:docGrid w:linePitch="360"/>
-        </w:sectPr>
-      </w:pPr>
-    </w:p>
-    <w:p>
-      <w:pPr>
         <w:keepNext/>
         <w:spacing w:before="160"/>
       </w:pPr>
@@ -13691,7 +13420,6 @@
           <w:b/>
           <w:sz w:val="25"/>
         </w:rPr>
-        <w:lastRenderedPageBreak/>
         <w:t>A.3 INTERFACE (PAGE) BUILDER INTERFACE</w:t>
       </w:r>
     </w:p>
@@ -13699,17 +13427,6 @@
       <w:r>
         <w:t>The Interface Builder is a drag-and-drop page editor with a block palette, a live page canvas, and a style inspector. Action elements such as buttons are bound to workflows, and the page is published to a public link from within the editor.</w:t>
       </w:r>
-    </w:p>
-    <w:p>
-      <w:pPr>
-        <w:sectPr>
-          <w:pgSz w:w="11909" w:h="16834"/>
-          <w:pgMar w:top="1440" w:right="1440" w:bottom="1440" w:left="1800" w:header="720" w:footer="720" w:gutter="0"/>
-          <w:cols w:space="720"/>
-          <w:vAlign w:val="center"/>
-          <w:docGrid w:linePitch="360"/>
-        </w:sectPr>
-      </w:pPr>
     </w:p>
     <w:p>
       <w:pPr>
@@ -13721,10 +13438,9 @@
         <w:rPr>
           <w:noProof/>
         </w:rPr>
-        <w:lastRenderedPageBreak/>
         <w:drawing>
-          <wp:inline distT="0" distB="0" distL="0" distR="0" wp14:anchorId="0E85BBC9" wp14:editId="3B81B3EF">
-            <wp:extent cx="9326880" cy="4318540"/>
+          <wp:inline distT="0" distB="0" distL="0" distR="0" wp14:anchorId="0506FEF6" wp14:editId="786FE18E">
+            <wp:extent cx="5486400" cy="2540318"/>
             <wp:effectExtent l="0" t="0" r="0" b="0"/>
             <wp:docPr id="13" name="Picture 13"/>
             <wp:cNvGraphicFramePr>
@@ -13738,7 +13454,7 @@
                     <pic:cNvPicPr/>
                   </pic:nvPicPr>
                   <pic:blipFill>
-                    <a:blip r:embed="rId18"/>
+                    <a:blip r:embed="rId17"/>
                     <a:stretch>
                       <a:fillRect/>
                     </a:stretch>
@@ -13746,7 +13462,7 @@
                   <pic:spPr>
                     <a:xfrm>
                       <a:off x="0" y="0"/>
-                      <a:ext cx="9326880" cy="4318540"/>
+                      <a:ext cx="5486400" cy="2540318"/>
                     </a:xfrm>
                     <a:prstGeom prst="rect">
                       <a:avLst/>
@@ -13776,17 +13492,6 @@
     </w:p>
     <w:p>
       <w:pPr>
-        <w:sectPr>
-          <w:pgSz w:w="16834" w:h="11909" w:orient="landscape"/>
-          <w:pgMar w:top="792" w:right="1008" w:bottom="792" w:left="1008" w:header="720" w:footer="720" w:gutter="0"/>
-          <w:cols w:space="720"/>
-          <w:vAlign w:val="center"/>
-          <w:docGrid w:linePitch="360"/>
-        </w:sectPr>
-      </w:pPr>
-    </w:p>
-    <w:p>
-      <w:pPr>
         <w:keepNext/>
         <w:spacing w:before="160"/>
       </w:pPr>
@@ -13803,17 +13508,6 @@
       <w:r>
         <w:t>The dApps Gallery presents ready applications — each a built interface wired to a live workflow — that a user can launch in one click, demonstrating the breadth of applications the same building blocks express.</w:t>
       </w:r>
-    </w:p>
-    <w:p>
-      <w:pPr>
-        <w:sectPr>
-          <w:pgSz w:w="11909" w:h="16834"/>
-          <w:pgMar w:top="1440" w:right="1440" w:bottom="1440" w:left="1800" w:header="720" w:footer="720" w:gutter="0"/>
-          <w:cols w:space="720"/>
-          <w:vAlign w:val="center"/>
-          <w:docGrid w:linePitch="360"/>
-        </w:sectPr>
-      </w:pPr>
     </w:p>
     <w:p>
       <w:pPr>
@@ -13825,10 +13519,9 @@
         <w:rPr>
           <w:noProof/>
         </w:rPr>
-        <w:lastRenderedPageBreak/>
         <w:drawing>
-          <wp:inline distT="0" distB="0" distL="0" distR="0" wp14:anchorId="79E0AE37" wp14:editId="3B885E61">
-            <wp:extent cx="8924544" cy="5577840"/>
+          <wp:inline distT="0" distB="0" distL="0" distR="0" wp14:anchorId="772CFBA5" wp14:editId="13BEDAE9">
+            <wp:extent cx="5486400" cy="3429000"/>
             <wp:effectExtent l="0" t="0" r="0" b="0"/>
             <wp:docPr id="14" name="Picture 14"/>
             <wp:cNvGraphicFramePr>
@@ -13842,7 +13535,7 @@
                     <pic:cNvPicPr/>
                   </pic:nvPicPr>
                   <pic:blipFill>
-                    <a:blip r:embed="rId22"/>
+                    <a:blip r:embed="rId21"/>
                     <a:stretch>
                       <a:fillRect/>
                     </a:stretch>
@@ -13850,7 +13543,7 @@
                   <pic:spPr>
                     <a:xfrm>
                       <a:off x="0" y="0"/>
-                      <a:ext cx="8924544" cy="5577840"/>
+                      <a:ext cx="5486400" cy="3429000"/>
                     </a:xfrm>
                     <a:prstGeom prst="rect">
                       <a:avLst/>
@@ -13880,17 +13573,6 @@
     </w:p>
     <w:p>
       <w:pPr>
-        <w:sectPr>
-          <w:pgSz w:w="16834" w:h="11909" w:orient="landscape"/>
-          <w:pgMar w:top="792" w:right="1008" w:bottom="792" w:left="1008" w:header="720" w:footer="720" w:gutter="0"/>
-          <w:cols w:space="720"/>
-          <w:vAlign w:val="center"/>
-          <w:docGrid w:linePitch="360"/>
-        </w:sectPr>
-      </w:pPr>
-    </w:p>
-    <w:p>
-      <w:pPr>
         <w:keepNext/>
         <w:spacing w:before="160"/>
       </w:pPr>
@@ -13899,7 +13581,6 @@
           <w:b/>
           <w:sz w:val="25"/>
         </w:rPr>
-        <w:lastRenderedPageBreak/>
         <w:t>A.5 HOSTED dAPP PAGE INTERFACE</w:t>
       </w:r>
     </w:p>
@@ -13907,17 +13588,6 @@
       <w:r>
         <w:t>A hosted dApp page is the published, public face of an application. It renders the built interface and runs its bound on-chain workflow when the user submits input, showing the result in place — the end of the path from an idea to a shareable product.</w:t>
       </w:r>
-    </w:p>
-    <w:p>
-      <w:pPr>
-        <w:sectPr>
-          <w:pgSz w:w="11909" w:h="16834"/>
-          <w:pgMar w:top="1440" w:right="1440" w:bottom="1440" w:left="1800" w:header="720" w:footer="720" w:gutter="0"/>
-          <w:cols w:space="720"/>
-          <w:vAlign w:val="center"/>
-          <w:docGrid w:linePitch="360"/>
-        </w:sectPr>
-      </w:pPr>
     </w:p>
     <w:p>
       <w:pPr>
@@ -13931,8 +13601,8 @@
         </w:rPr>
         <w:lastRenderedPageBreak/>
         <w:drawing>
-          <wp:inline distT="0" distB="0" distL="0" distR="0" wp14:anchorId="79998660" wp14:editId="11C51A99">
-            <wp:extent cx="9326880" cy="4318540"/>
+          <wp:inline distT="0" distB="0" distL="0" distR="0" wp14:anchorId="1BE0DAC3" wp14:editId="1C353492">
+            <wp:extent cx="5486400" cy="2540318"/>
             <wp:effectExtent l="0" t="0" r="0" b="0"/>
             <wp:docPr id="15" name="Picture 15"/>
             <wp:cNvGraphicFramePr>
@@ -13946,7 +13616,7 @@
                     <pic:cNvPicPr/>
                   </pic:nvPicPr>
                   <pic:blipFill>
-                    <a:blip r:embed="rId23"/>
+                    <a:blip r:embed="rId22"/>
                     <a:stretch>
                       <a:fillRect/>
                     </a:stretch>
@@ -13954,7 +13624,7 @@
                   <pic:spPr>
                     <a:xfrm>
                       <a:off x="0" y="0"/>
-                      <a:ext cx="9326880" cy="4318540"/>
+                      <a:ext cx="5486400" cy="2540318"/>
                     </a:xfrm>
                     <a:prstGeom prst="rect">
                       <a:avLst/>
@@ -13983,19 +13653,7 @@
       <w:bookmarkEnd w:id="86"/>
     </w:p>
     <w:p>
-      <w:pPr>
-        <w:sectPr>
-          <w:pgSz w:w="16834" w:h="11909" w:orient="landscape"/>
-          <w:pgMar w:top="792" w:right="1008" w:bottom="792" w:left="1008" w:header="720" w:footer="720" w:gutter="0"/>
-          <w:cols w:space="720"/>
-          <w:vAlign w:val="center"/>
-          <w:docGrid w:linePitch="360"/>
-        </w:sectPr>
-      </w:pPr>
-    </w:p>
-    <w:p>
-      <w:r>
-        <w:lastRenderedPageBreak/>
+      <w:r>
         <w:br w:type="page"/>
       </w:r>
     </w:p>
@@ -14310,10 +13968,11 @@
       </w:r>
     </w:p>
     <w:sectPr>
+      <w:headerReference w:type="default" r:id="rId23"/>
       <w:pgSz w:w="11909" w:h="16834"/>
       <w:pgMar w:top="1440" w:right="1440" w:bottom="1440" w:left="1800" w:header="720" w:footer="720" w:gutter="0"/>
+      <w:pgNumType w:start="1"/>
       <w:cols w:space="720"/>
-      <w:vAlign w:val="center"/>
       <w:docGrid w:linePitch="360"/>
     </w:sectPr>
   </w:body>
@@ -14607,31 +14266,31 @@
       </w:rPr>
     </w:lvl>
   </w:abstractNum>
-  <w:num w:numId="1" w16cid:durableId="41831584">
+  <w:num w:numId="1" w16cid:durableId="1444862">
     <w:abstractNumId w:val="8"/>
   </w:num>
-  <w:num w:numId="2" w16cid:durableId="226846210">
+  <w:num w:numId="2" w16cid:durableId="1051610551">
     <w:abstractNumId w:val="6"/>
   </w:num>
-  <w:num w:numId="3" w16cid:durableId="1731226517">
+  <w:num w:numId="3" w16cid:durableId="267078777">
     <w:abstractNumId w:val="5"/>
   </w:num>
-  <w:num w:numId="4" w16cid:durableId="513955690">
+  <w:num w:numId="4" w16cid:durableId="2108621115">
     <w:abstractNumId w:val="4"/>
   </w:num>
-  <w:num w:numId="5" w16cid:durableId="1623339714">
+  <w:num w:numId="5" w16cid:durableId="1291084818">
     <w:abstractNumId w:val="7"/>
   </w:num>
-  <w:num w:numId="6" w16cid:durableId="1648974173">
+  <w:num w:numId="6" w16cid:durableId="1609964425">
     <w:abstractNumId w:val="3"/>
   </w:num>
-  <w:num w:numId="7" w16cid:durableId="1069841580">
+  <w:num w:numId="7" w16cid:durableId="932468280">
     <w:abstractNumId w:val="2"/>
   </w:num>
-  <w:num w:numId="8" w16cid:durableId="1046181996">
+  <w:num w:numId="8" w16cid:durableId="1333264629">
     <w:abstractNumId w:val="1"/>
   </w:num>
-  <w:num w:numId="9" w16cid:durableId="841628985">
+  <w:num w:numId="9" w16cid:durableId="1424376824">
     <w:abstractNumId w:val="0"/>
   </w:num>
 </w:numbering>
